--- a/manuscript_v3/Islam_benchmark_validity_draft.docx
+++ b/manuscript_v3/Islam_benchmark_validity_draft.docx
@@ -16,7 +16,7 @@
           <w:sz w:val="30"/>
           <w:szCs w:val="30"/>
         </w:rPr>
-        <w:t xml:space="preserve">Benchmark validity is not a property of the benchmark: rank agreement in medical image segmentation depends jointly on the data, the reference, and the method pool</w:t>
+        <w:t xml:space="preserve">Synthetic benchmark validity in medical image segmentation depends on the clinical reference and the method pool</w:t>
       </w:r>
     </w:p>
     <w:p>
